--- a/Document/ML.docx
+++ b/Document/ML.docx
@@ -99,21 +99,31 @@
         <w:rPr>
           <w:rFonts w:ascii="Times New Roman" w:hAnsi="Times New Roman" w:cs="Times New Roman" w:hint="cs"/>
         </w:rPr>
-        <w:t xml:space="preserve">Hugging face Transformer reinforcement learning. TRL has a seamless integration with QLoRA and 4 Bit (Bit and bytes), GRPO native support, has Simple python </w:t>
-      </w:r>
-      <w:proofErr w:type="spellStart"/>
-      <w:r>
-        <w:rPr>
-          <w:rFonts w:ascii="Times New Roman" w:hAnsi="Times New Roman" w:cs="Times New Roman" w:hint="cs"/>
-        </w:rPr>
-        <w:t>callables</w:t>
-      </w:r>
-      <w:proofErr w:type="spellEnd"/>
-      <w:r>
-        <w:rPr>
-          <w:rFonts w:ascii="Times New Roman" w:hAnsi="Times New Roman" w:cs="Times New Roman" w:hint="cs"/>
-        </w:rPr>
-        <w:t xml:space="preserve"> as well.</w:t>
+        <w:t>Hugging face Transformer reinforcement learning. TRL has a seamless integration with QLoRA and 4 Bit (Bit</w:t>
+      </w:r>
+      <w:r>
+        <w:rPr>
+          <w:rFonts w:ascii="Times New Roman" w:hAnsi="Times New Roman" w:cs="Times New Roman"/>
+        </w:rPr>
+        <w:t>A</w:t>
+      </w:r>
+      <w:r>
+        <w:rPr>
+          <w:rFonts w:ascii="Times New Roman" w:hAnsi="Times New Roman" w:cs="Times New Roman" w:hint="cs"/>
+        </w:rPr>
+        <w:t>nd</w:t>
+      </w:r>
+      <w:r>
+        <w:rPr>
+          <w:rFonts w:ascii="Times New Roman" w:hAnsi="Times New Roman" w:cs="Times New Roman"/>
+        </w:rPr>
+        <w:t>B</w:t>
+      </w:r>
+      <w:r>
+        <w:rPr>
+          <w:rFonts w:ascii="Times New Roman" w:hAnsi="Times New Roman" w:cs="Times New Roman" w:hint="cs"/>
+        </w:rPr>
+        <w:t>ytes), GRPO native support, has Simple python callables as well.</w:t>
       </w:r>
     </w:p>
     <w:p>
@@ -1011,10 +1021,6 @@
     <w:p>
       <w:pPr>
         <w:spacing w:before="60" w:after="60"/>
-        <w:rPr>
-          <w:rFonts w:ascii="Times New Roman" w:hAnsi="Times New Roman" w:cs="Times New Roman" w:hint="cs"/>
-          <w:color w:val="000000" w:themeColor="text1"/>
-        </w:rPr>
       </w:pPr>
       <w:r>
         <w:rPr>
@@ -1022,6 +1028,122 @@
           <w:color w:val="000000" w:themeColor="text1"/>
         </w:rPr>
         <w:t xml:space="preserve">The action space is the set of all valid next-token predictions over the model's vocabulary. However, the environment constrains the meaningful action space to well-formed JSON tool-call sequences. </w:t>
+      </w:r>
+      <w:r>
+        <w:rPr>
+          <w:rFonts w:ascii="Calibri" w:eastAsia="Calibri" w:hAnsi="Calibri" w:cs="Calibri"/>
+          <w:color w:val="374151"/>
+          <w:sz w:val="21"/>
+          <w:szCs w:val="21"/>
+        </w:rPr>
+        <w:t>An action is considered valid if and only if it satisfies both conditions below:</w:t>
+      </w:r>
+      <w:r>
+        <w:br/>
+      </w:r>
+    </w:p>
+    <w:p>
+      <w:pPr>
+        <w:pStyle w:val="ListParagraph"/>
+        <w:numPr>
+          <w:ilvl w:val="0"/>
+          <w:numId w:val="10"/>
+        </w:numPr>
+        <w:spacing w:before="60" w:after="60"/>
+        <w:rPr>
+          <w:rFonts w:ascii="Times New Roman" w:hAnsi="Times New Roman" w:cs="Times New Roman" w:hint="cs"/>
+          <w:color w:val="000000" w:themeColor="text1"/>
+        </w:rPr>
+      </w:pPr>
+      <w:r>
+        <w:rPr>
+          <w:rFonts w:ascii="Times New Roman" w:hAnsi="Times New Roman" w:cs="Times New Roman" w:hint="cs"/>
+          <w:b/>
+          <w:bCs/>
+          <w:color w:val="000000" w:themeColor="text1"/>
+        </w:rPr>
+        <w:t xml:space="preserve">Structural validity: </w:t>
+      </w:r>
+      <w:r>
+        <w:rPr>
+          <w:rFonts w:ascii="Times New Roman" w:eastAsia="Calibri" w:hAnsi="Times New Roman" w:cs="Times New Roman" w:hint="cs"/>
+          <w:color w:val="374151"/>
+        </w:rPr>
+        <w:t>Output is pars</w:t>
+      </w:r>
+      <w:r>
+        <w:rPr>
+          <w:rFonts w:ascii="Times New Roman" w:eastAsia="Calibri" w:hAnsi="Times New Roman" w:cs="Times New Roman" w:hint="cs"/>
+          <w:color w:val="374151"/>
+        </w:rPr>
+        <w:t>e-</w:t>
+      </w:r>
+      <w:r>
+        <w:rPr>
+          <w:rFonts w:ascii="Times New Roman" w:eastAsia="Calibri" w:hAnsi="Times New Roman" w:cs="Times New Roman" w:hint="cs"/>
+          <w:color w:val="374151"/>
+        </w:rPr>
+        <w:t>able JSON containing a 'name' key and optionally an 'arguments' key</w:t>
+      </w:r>
+      <w:r>
+        <w:rPr>
+          <w:rFonts w:ascii="Times New Roman" w:eastAsia="Calibri" w:hAnsi="Times New Roman" w:cs="Times New Roman" w:hint="cs"/>
+          <w:color w:val="374151"/>
+        </w:rPr>
+        <w:t xml:space="preserve">. </w:t>
+      </w:r>
+    </w:p>
+    <w:p>
+      <w:pPr>
+        <w:pStyle w:val="ListParagraph"/>
+        <w:numPr>
+          <w:ilvl w:val="0"/>
+          <w:numId w:val="10"/>
+        </w:numPr>
+        <w:spacing w:before="60" w:after="60"/>
+        <w:rPr>
+          <w:rFonts w:ascii="Times New Roman" w:hAnsi="Times New Roman" w:cs="Times New Roman" w:hint="cs"/>
+          <w:color w:val="000000" w:themeColor="text1"/>
+        </w:rPr>
+      </w:pPr>
+      <w:r>
+        <w:rPr>
+          <w:rFonts w:ascii="Times New Roman" w:hAnsi="Times New Roman" w:cs="Times New Roman" w:hint="cs"/>
+          <w:b/>
+          <w:bCs/>
+          <w:color w:val="000000" w:themeColor="text1"/>
+        </w:rPr>
+        <w:t>Semantic validity:</w:t>
+      </w:r>
+      <w:r>
+        <w:rPr>
+          <w:rFonts w:ascii="Times New Roman" w:hAnsi="Times New Roman" w:cs="Times New Roman" w:hint="cs"/>
+          <w:color w:val="000000" w:themeColor="text1"/>
+        </w:rPr>
+        <w:t xml:space="preserve"> </w:t>
+      </w:r>
+      <w:r>
+        <w:rPr>
+          <w:rFonts w:ascii="Times New Roman" w:eastAsia="Calibri" w:hAnsi="Times New Roman" w:cs="Times New Roman" w:hint="cs"/>
+          <w:color w:val="374151"/>
+        </w:rPr>
+        <w:t xml:space="preserve">The tool name exists in the available tool </w:t>
+      </w:r>
+      <w:proofErr w:type="gramStart"/>
+      <w:r>
+        <w:rPr>
+          <w:rFonts w:ascii="Times New Roman" w:eastAsia="Calibri" w:hAnsi="Times New Roman" w:cs="Times New Roman" w:hint="cs"/>
+          <w:color w:val="374151"/>
+        </w:rPr>
+        <w:t>registry</w:t>
+      </w:r>
+      <w:proofErr w:type="gramEnd"/>
+      <w:r>
+        <w:rPr>
+          <w:rFonts w:ascii="Times New Roman" w:eastAsia="Calibri" w:hAnsi="Times New Roman" w:cs="Times New Roman" w:hint="cs"/>
+          <w:color w:val="374151"/>
+        </w:rPr>
+        <w:t xml:space="preserve"> and the argument types match the tool signature</w:t>
       </w:r>
     </w:p>
     <w:p>
@@ -1209,55 +1331,6 @@
     </w:p>
     <w:p>
       <w:pPr>
-        <w:pStyle w:val="ListParagraph"/>
-        <w:rPr>
-          <w:rFonts w:ascii="Times New Roman" w:hAnsi="Times New Roman" w:cs="Times New Roman"/>
-        </w:rPr>
-      </w:pPr>
-    </w:p>
-    <w:p>
-      <w:pPr>
-        <w:pStyle w:val="ListParagraph"/>
-        <w:rPr>
-          <w:rFonts w:ascii="Times New Roman" w:hAnsi="Times New Roman" w:cs="Times New Roman"/>
-        </w:rPr>
-      </w:pPr>
-    </w:p>
-    <w:p>
-      <w:pPr>
-        <w:pStyle w:val="ListParagraph"/>
-        <w:rPr>
-          <w:rFonts w:ascii="Times New Roman" w:hAnsi="Times New Roman" w:cs="Times New Roman"/>
-        </w:rPr>
-      </w:pPr>
-    </w:p>
-    <w:p>
-      <w:pPr>
-        <w:pStyle w:val="ListParagraph"/>
-        <w:rPr>
-          <w:rFonts w:ascii="Times New Roman" w:hAnsi="Times New Roman" w:cs="Times New Roman"/>
-        </w:rPr>
-      </w:pPr>
-    </w:p>
-    <w:p>
-      <w:pPr>
-        <w:pStyle w:val="ListParagraph"/>
-        <w:rPr>
-          <w:rFonts w:ascii="Times New Roman" w:hAnsi="Times New Roman" w:cs="Times New Roman"/>
-        </w:rPr>
-      </w:pPr>
-    </w:p>
-    <w:p>
-      <w:pPr>
-        <w:pStyle w:val="ListParagraph"/>
-        <w:rPr>
-          <w:rFonts w:ascii="Times New Roman" w:hAnsi="Times New Roman" w:cs="Times New Roman"/>
-        </w:rPr>
-      </w:pPr>
-    </w:p>
-    <w:p>
-      <w:pPr>
-        <w:pStyle w:val="ListParagraph"/>
         <w:rPr>
           <w:rFonts w:ascii="Times New Roman" w:hAnsi="Times New Roman" w:cs="Times New Roman"/>
         </w:rPr>
@@ -1286,12 +1359,24 @@
           <w:ilvl w:val="0"/>
           <w:numId w:val="1"/>
         </w:numPr>
-      </w:pPr>
-      <w:r>
+        <w:rPr>
+          <w:b/>
+          <w:bCs/>
+        </w:rPr>
+      </w:pPr>
+      <w:r>
+        <w:rPr>
+          <w:b/>
+          <w:bCs/>
+        </w:rPr>
         <w:lastRenderedPageBreak/>
         <w:t xml:space="preserve">Model Selection and training plan: </w:t>
       </w:r>
       <w:r>
+        <w:rPr>
+          <w:b/>
+          <w:bCs/>
+        </w:rPr>
         <w:br/>
       </w:r>
     </w:p>
@@ -2162,19 +2247,109 @@
         <w:lastRenderedPageBreak/>
         <w:t xml:space="preserve">Outcome: </w:t>
       </w:r>
+      <w:r>
+        <w:rPr>
+          <w:b/>
+          <w:bCs/>
+        </w:rPr>
+        <w:br/>
+      </w:r>
+      <w:r>
+        <w:rPr>
+          <w:rFonts w:ascii="Times New Roman" w:hAnsi="Times New Roman" w:cs="Times New Roman"/>
+        </w:rPr>
+        <w:t>GitHub</w:t>
+      </w:r>
+      <w:r>
+        <w:rPr>
+          <w:rFonts w:ascii="Times New Roman" w:hAnsi="Times New Roman" w:cs="Times New Roman" w:hint="cs"/>
+        </w:rPr>
+        <w:t xml:space="preserve"> Link: </w:t>
+      </w:r>
+      <w:hyperlink r:id="rId7" w:history="1">
+        <w:r>
+          <w:rPr>
+            <w:rStyle w:val="Hyperlink"/>
+            <w:rFonts w:ascii="Times New Roman" w:hAnsi="Times New Roman" w:cs="Times New Roman" w:hint="cs"/>
+          </w:rPr>
+          <w:t>https://github.com/Soorya2201/AfterQuery_RLVR_Submission</w:t>
+        </w:r>
+      </w:hyperlink>
+      <w:r>
+        <w:rPr>
+          <w:rFonts w:ascii="Times New Roman" w:hAnsi="Times New Roman" w:cs="Times New Roman" w:hint="cs"/>
+          <w:b/>
+          <w:bCs/>
+        </w:rPr>
+        <w:t xml:space="preserve"> </w:t>
+      </w:r>
+      <w:r>
+        <w:rPr>
+          <w:rFonts w:ascii="Times New Roman" w:hAnsi="Times New Roman" w:cs="Times New Roman" w:hint="cs"/>
+          <w:b/>
+          <w:bCs/>
+        </w:rPr>
+        <w:br/>
+      </w:r>
+      <w:r>
+        <w:rPr>
+          <w:rFonts w:ascii="Times New Roman" w:hAnsi="Times New Roman" w:cs="Times New Roman" w:hint="cs"/>
+        </w:rPr>
+        <w:t xml:space="preserve">Collaborator </w:t>
+      </w:r>
+      <w:r>
+        <w:rPr>
+          <w:rFonts w:ascii="Times New Roman" w:hAnsi="Times New Roman" w:cs="Times New Roman"/>
+        </w:rPr>
+        <w:t>A</w:t>
+      </w:r>
+      <w:r>
+        <w:rPr>
+          <w:rFonts w:ascii="Times New Roman" w:hAnsi="Times New Roman" w:cs="Times New Roman" w:hint="cs"/>
+        </w:rPr>
+        <w:t xml:space="preserve">ccess: </w:t>
+      </w:r>
+      <w:r>
+        <w:rPr>
+          <w:rFonts w:ascii="Times New Roman" w:hAnsi="Times New Roman" w:cs="Times New Roman" w:hint="cs"/>
+        </w:rPr>
+        <w:t>michael@afterquery.com</w:t>
+      </w:r>
     </w:p>
     <w:p>
       <w:pPr>
         <w:pStyle w:val="ListParagraph"/>
-      </w:pPr>
-      <w:r>
-        <w:t>the trained model Qwen 2.5 7B in “</w:t>
+        <w:rPr>
+          <w:rFonts w:ascii="Times New Roman" w:hAnsi="Times New Roman" w:cs="Times New Roman" w:hint="cs"/>
+        </w:rPr>
+      </w:pPr>
+      <w:r>
+        <w:rPr>
+          <w:rFonts w:ascii="Times New Roman" w:hAnsi="Times New Roman" w:cs="Times New Roman" w:hint="cs"/>
+        </w:rPr>
+        <w:t xml:space="preserve">The model successfully learned to bypass conversational filler, translating user intents directly into valid, </w:t>
       </w:r>
       <w:proofErr w:type="spellStart"/>
       <w:r>
         <w:rPr>
+          <w:rFonts w:ascii="Times New Roman" w:hAnsi="Times New Roman" w:cs="Times New Roman" w:hint="cs"/>
+        </w:rPr>
+        <w:t>parsable</w:t>
+      </w:r>
+      <w:proofErr w:type="spellEnd"/>
+      <w:r>
+        <w:rPr>
+          <w:rFonts w:ascii="Times New Roman" w:hAnsi="Times New Roman" w:cs="Times New Roman" w:hint="cs"/>
+        </w:rPr>
+        <w:t xml:space="preserve"> JSON tool sequences as enforced by the </w:t>
+      </w:r>
+      <w:proofErr w:type="spellStart"/>
+      <w:r>
+        <w:rPr>
           <w:rStyle w:val="HTMLCode"/>
-          <w:rFonts w:eastAsiaTheme="majorEastAsia"/>
+          <w:rFonts w:ascii="Times New Roman" w:eastAsiaTheme="majorEastAsia" w:hAnsi="Times New Roman" w:cs="Times New Roman" w:hint="cs"/>
+          <w:sz w:val="24"/>
+          <w:szCs w:val="24"/>
         </w:rPr>
         <w:t>format_reward_func</w:t>
       </w:r>
@@ -2182,34 +2357,96 @@
       <w:r>
         <w:rPr>
           <w:rStyle w:val="HTMLCode"/>
-          <w:rFonts w:eastAsiaTheme="majorEastAsia"/>
-        </w:rPr>
-        <w:t>”</w:t>
-      </w:r>
-      <w:r>
-        <w:t xml:space="preserve"> successfully beat the conversational fluff out of it</w:t>
-      </w:r>
-      <w:r>
-        <w:t xml:space="preserve">. </w:t>
+          <w:rFonts w:ascii="Times New Roman" w:eastAsiaTheme="majorEastAsia" w:hAnsi="Times New Roman" w:cs="Times New Roman"/>
+          <w:sz w:val="24"/>
+          <w:szCs w:val="24"/>
+        </w:rPr>
+        <w:br/>
       </w:r>
     </w:p>
     <w:p>
       <w:pPr>
         <w:pStyle w:val="ListParagraph"/>
-      </w:pPr>
+        <w:jc w:val="center"/>
+      </w:pPr>
+      <w:r>
+        <w:drawing>
+          <wp:inline distT="0" distB="0" distL="0" distR="0" wp14:anchorId="5589E532" wp14:editId="38C467E3">
+            <wp:extent cx="2405742" cy="963573"/>
+            <wp:effectExtent l="0" t="0" r="0" b="1905"/>
+            <wp:docPr id="1860435009" name="Picture 1" descr="A screenshot of a computer program&#10;&#10;AI-generated content may be incorrect."/>
+            <wp:cNvGraphicFramePr>
+              <a:graphicFrameLocks xmlns:a="http://schemas.openxmlformats.org/drawingml/2006/main" noChangeAspect="1"/>
+            </wp:cNvGraphicFramePr>
+            <a:graphic xmlns:a="http://schemas.openxmlformats.org/drawingml/2006/main">
+              <a:graphicData uri="http://schemas.openxmlformats.org/drawingml/2006/picture">
+                <pic:pic xmlns:pic="http://schemas.openxmlformats.org/drawingml/2006/picture">
+                  <pic:nvPicPr>
+                    <pic:cNvPr id="1860435009" name="Picture 1" descr="A screenshot of a computer program&#10;&#10;AI-generated content may be incorrect."/>
+                    <pic:cNvPicPr/>
+                  </pic:nvPicPr>
+                  <pic:blipFill>
+                    <a:blip r:embed="rId8"/>
+                    <a:stretch>
+                      <a:fillRect/>
+                    </a:stretch>
+                  </pic:blipFill>
+                  <pic:spPr>
+                    <a:xfrm>
+                      <a:off x="0" y="0"/>
+                      <a:ext cx="2486281" cy="995831"/>
+                    </a:xfrm>
+                    <a:prstGeom prst="rect">
+                      <a:avLst/>
+                    </a:prstGeom>
+                  </pic:spPr>
+                </pic:pic>
+              </a:graphicData>
+            </a:graphic>
+          </wp:inline>
+        </w:drawing>
+      </w:r>
     </w:p>
     <w:p>
       <w:pPr>
         <w:pStyle w:val="ListParagraph"/>
-      </w:pPr>
-      <w:r>
-        <w:t xml:space="preserve">     </w:t>
+        <w:rPr>
+          <w:rFonts w:ascii="Times New Roman" w:hAnsi="Times New Roman" w:cs="Times New Roman" w:hint="cs"/>
+        </w:rPr>
+      </w:pPr>
+      <w:r>
+        <w:br/>
+      </w:r>
+      <w:r>
+        <w:rPr>
+          <w:rFonts w:ascii="Times New Roman" w:hAnsi="Times New Roman" w:cs="Times New Roman" w:hint="cs"/>
+        </w:rPr>
+        <w:t xml:space="preserve">75 Epoch Training losses: </w:t>
+      </w:r>
+    </w:p>
+    <w:p>
+      <w:pPr>
+        <w:pStyle w:val="ListParagraph"/>
+      </w:pPr>
+    </w:p>
+    <w:p>
+      <w:pPr>
+        <w:pStyle w:val="ListParagraph"/>
+      </w:pPr>
+      <w:r>
+        <w:t xml:space="preserve">  </w:t>
+      </w:r>
+      <w:r>
+        <w:t xml:space="preserve">         </w:t>
+      </w:r>
+      <w:r>
+        <w:t xml:space="preserve">   </w:t>
       </w:r>
       <w:r>
         <w:drawing>
-          <wp:inline distT="0" distB="0" distL="0" distR="0" wp14:anchorId="653608F6" wp14:editId="617B86CA">
-            <wp:extent cx="1251456" cy="2783541"/>
-            <wp:effectExtent l="0" t="0" r="6350" b="0"/>
+          <wp:inline distT="0" distB="0" distL="0" distR="0" wp14:anchorId="653608F6" wp14:editId="17F52317">
+            <wp:extent cx="1081601" cy="2405743"/>
+            <wp:effectExtent l="0" t="0" r="0" b="0"/>
             <wp:docPr id="886844840" name="Picture 1" descr="A screenshot of a cell phone&#10;&#10;AI-generated content may be incorrect."/>
             <wp:cNvGraphicFramePr>
               <a:graphicFrameLocks xmlns:a="http://schemas.openxmlformats.org/drawingml/2006/main" noChangeAspect="1"/>
@@ -2222,7 +2459,7 @@
                     <pic:cNvPicPr/>
                   </pic:nvPicPr>
                   <pic:blipFill>
-                    <a:blip r:embed="rId7"/>
+                    <a:blip r:embed="rId9"/>
                     <a:stretch>
                       <a:fillRect/>
                     </a:stretch>
@@ -2230,7 +2467,7 @@
                   <pic:spPr>
                     <a:xfrm>
                       <a:off x="0" y="0"/>
-                      <a:ext cx="1265888" cy="2815641"/>
+                      <a:ext cx="1102414" cy="2452036"/>
                     </a:xfrm>
                     <a:prstGeom prst="rect">
                       <a:avLst/>
@@ -2243,12 +2480,18 @@
         </w:drawing>
       </w:r>
       <w:r>
-        <w:t xml:space="preserve">                     </w:t>
+        <w:t xml:space="preserve">                </w:t>
+      </w:r>
+      <w:r>
+        <w:t xml:space="preserve"> </w:t>
+      </w:r>
+      <w:r>
+        <w:t xml:space="preserve">     </w:t>
       </w:r>
       <w:r>
         <w:drawing>
-          <wp:inline distT="0" distB="0" distL="0" distR="0" wp14:anchorId="1A3707AD" wp14:editId="62B863B4">
-            <wp:extent cx="1270097" cy="2796988"/>
+          <wp:inline distT="0" distB="0" distL="0" distR="0" wp14:anchorId="1A3707AD" wp14:editId="24CC56B1">
+            <wp:extent cx="1107266" cy="2438400"/>
             <wp:effectExtent l="0" t="0" r="0" b="0"/>
             <wp:docPr id="2069817018" name="Picture 1" descr="A screenshot of a cell phone&#10;&#10;AI-generated content may be incorrect."/>
             <wp:cNvGraphicFramePr>
@@ -2262,7 +2505,7 @@
                     <pic:cNvPicPr/>
                   </pic:nvPicPr>
                   <pic:blipFill>
-                    <a:blip r:embed="rId8"/>
+                    <a:blip r:embed="rId10"/>
                     <a:stretch>
                       <a:fillRect/>
                     </a:stretch>
@@ -2270,7 +2513,7 @@
                   <pic:spPr>
                     <a:xfrm>
                       <a:off x="0" y="0"/>
-                      <a:ext cx="1291620" cy="2844385"/>
+                      <a:ext cx="1146212" cy="2524167"/>
                     </a:xfrm>
                     <a:prstGeom prst="rect">
                       <a:avLst/>
@@ -2283,13 +2526,19 @@
         </w:drawing>
       </w:r>
       <w:r>
-        <w:t xml:space="preserve">                    </w:t>
+        <w:t xml:space="preserve">             </w:t>
+      </w:r>
+      <w:r>
+        <w:t xml:space="preserve"> </w:t>
+      </w:r>
+      <w:r>
+        <w:t xml:space="preserve">       </w:t>
       </w:r>
       <w:r>
         <w:drawing>
-          <wp:inline distT="0" distB="0" distL="0" distR="0" wp14:anchorId="683B3E83" wp14:editId="2B69E4E3">
-            <wp:extent cx="1242509" cy="2810435"/>
-            <wp:effectExtent l="0" t="0" r="2540" b="0"/>
+          <wp:inline distT="0" distB="0" distL="0" distR="0" wp14:anchorId="683B3E83" wp14:editId="1C0ACEC9">
+            <wp:extent cx="1078030" cy="2438400"/>
+            <wp:effectExtent l="0" t="0" r="1905" b="0"/>
             <wp:docPr id="1228537173" name="Picture 1" descr="A screenshot of a cell phone&#10;&#10;AI-generated content may be incorrect."/>
             <wp:cNvGraphicFramePr>
               <a:graphicFrameLocks xmlns:a="http://schemas.openxmlformats.org/drawingml/2006/main" noChangeAspect="1"/>
@@ -2302,7 +2551,7 @@
                     <pic:cNvPicPr/>
                   </pic:nvPicPr>
                   <pic:blipFill>
-                    <a:blip r:embed="rId9"/>
+                    <a:blip r:embed="rId11"/>
                     <a:stretch>
                       <a:fillRect/>
                     </a:stretch>
@@ -2310,7 +2559,7 @@
                   <pic:spPr>
                     <a:xfrm>
                       <a:off x="0" y="0"/>
-                      <a:ext cx="1258858" cy="2847415"/>
+                      <a:ext cx="1117421" cy="2527498"/>
                     </a:xfrm>
                     <a:prstGeom prst="rect">
                       <a:avLst/>
@@ -2328,7 +2577,6 @@
         <w:pStyle w:val="ListParagraph"/>
       </w:pPr>
     </w:p>
-    <w:p/>
     <w:p>
       <w:pPr>
         <w:rPr>
@@ -2456,7 +2704,31 @@
           <w:rFonts w:ascii="Times New Roman" w:hAnsi="Times New Roman" w:cs="Times New Roman" w:hint="cs"/>
         </w:rPr>
         <w:br/>
-        <w:t xml:space="preserve">1. Tau2 Bench </w:t>
+        <w:t xml:space="preserve">1. </w:t>
+      </w:r>
+      <w:r>
+        <w:rPr>
+          <w:rFonts w:ascii="Times New Roman" w:hAnsi="Times New Roman" w:cs="Times New Roman"/>
+        </w:rPr>
+        <w:t>t</w:t>
+      </w:r>
+      <w:r>
+        <w:rPr>
+          <w:rFonts w:ascii="Times New Roman" w:hAnsi="Times New Roman" w:cs="Times New Roman" w:hint="cs"/>
+        </w:rPr>
+        <w:t>au2</w:t>
+      </w:r>
+      <w:r>
+        <w:rPr>
+          <w:rFonts w:ascii="Times New Roman" w:hAnsi="Times New Roman" w:cs="Times New Roman"/>
+        </w:rPr>
+        <w:t>-b</w:t>
+      </w:r>
+      <w:r>
+        <w:rPr>
+          <w:rFonts w:ascii="Times New Roman" w:hAnsi="Times New Roman" w:cs="Times New Roman" w:hint="cs"/>
+        </w:rPr>
+        <w:t xml:space="preserve">ench </w:t>
       </w:r>
       <w:r>
         <w:rPr>
@@ -2502,9 +2774,27 @@
       </w:r>
       <w:r>
         <w:rPr>
-          <w:rFonts w:ascii="Times New Roman" w:hAnsi="Times New Roman" w:cs="Times New Roman" w:hint="cs"/>
-        </w:rPr>
-        <w:t>Tau2 Bech + Synthetic data</w:t>
+          <w:rFonts w:ascii="Times New Roman" w:hAnsi="Times New Roman" w:cs="Times New Roman"/>
+        </w:rPr>
+        <w:t>t</w:t>
+      </w:r>
+      <w:r>
+        <w:rPr>
+          <w:rFonts w:ascii="Times New Roman" w:hAnsi="Times New Roman" w:cs="Times New Roman" w:hint="cs"/>
+        </w:rPr>
+        <w:t>au2</w:t>
+      </w:r>
+      <w:r>
+        <w:rPr>
+          <w:rFonts w:ascii="Times New Roman" w:hAnsi="Times New Roman" w:cs="Times New Roman"/>
+        </w:rPr>
+        <w:t>-b</w:t>
+      </w:r>
+      <w:r>
+        <w:rPr>
+          <w:rFonts w:ascii="Times New Roman" w:hAnsi="Times New Roman" w:cs="Times New Roman" w:hint="cs"/>
+        </w:rPr>
+        <w:t>ech + Synthetic data</w:t>
       </w:r>
       <w:r>
         <w:rPr>
@@ -2594,7 +2884,14 @@
         <w:rPr>
           <w:rFonts w:ascii="Times New Roman" w:hAnsi="Times New Roman" w:cs="Times New Roman" w:hint="cs"/>
         </w:rPr>
-        <w:t xml:space="preserve">decrease the learning rate to 5e -6 or 1e – 6 because large models suffer from catastrophic forgetting. Reduce GRPO generations to 4 as it’s now computationally expensive with large models. Increase </w:t>
+        <w:t xml:space="preserve">decrease the learning rate to 5e -6 or 1e – 6 because large models suffer from catastrophic forgetting. Reduce GRPO generations to 4 as it’s </w:t>
+      </w:r>
+      <w:r>
+        <w:rPr>
+          <w:rFonts w:ascii="Times New Roman" w:hAnsi="Times New Roman" w:cs="Times New Roman" w:hint="cs"/>
+        </w:rPr>
+        <w:lastRenderedPageBreak/>
+        <w:t xml:space="preserve">now computationally expensive with large models. Increase </w:t>
       </w:r>
       <w:proofErr w:type="spellStart"/>
       <w:r>
@@ -2679,7 +2976,6 @@
           <w:b/>
           <w:bCs/>
         </w:rPr>
-        <w:lastRenderedPageBreak/>
         <w:t xml:space="preserve">Optional </w:t>
       </w:r>
       <w:r>
@@ -2791,13 +3087,6 @@
           <w:color w:val="374151"/>
         </w:rPr>
         <w:t xml:space="preserve">performs a side-by-side comparison of the base model and the RLVR fine-tuned model on identical held-out prompts. </w:t>
-      </w:r>
-      <w:r>
-        <w:rPr>
-          <w:rFonts w:ascii="Times New Roman" w:eastAsia="Calibri" w:hAnsi="Times New Roman" w:cs="Times New Roman"/>
-          <w:color w:val="374151"/>
-        </w:rPr>
-        <w:br/>
       </w:r>
       <w:r>
         <w:rPr>
@@ -2913,7 +3202,28 @@
                 <w:rFonts w:ascii="Times New Roman" w:eastAsia="Calibri" w:hAnsi="Times New Roman" w:cs="Times New Roman"/>
                 <w:color w:val="374151"/>
               </w:rPr>
-              <w:t xml:space="preserve">When I was working as ML engineer before I understood that </w:t>
+              <w:t>When I was working as ML engineer</w:t>
+            </w:r>
+            <w:r>
+              <w:rPr>
+                <w:rFonts w:ascii="Times New Roman" w:eastAsia="Calibri" w:hAnsi="Times New Roman" w:cs="Times New Roman"/>
+                <w:color w:val="374151"/>
+              </w:rPr>
+              <w:t>,</w:t>
+            </w:r>
+            <w:r>
+              <w:rPr>
+                <w:rFonts w:ascii="Times New Roman" w:eastAsia="Calibri" w:hAnsi="Times New Roman" w:cs="Times New Roman"/>
+                <w:color w:val="374151"/>
+              </w:rPr>
+              <w:t xml:space="preserve"> I understood </w:t>
+            </w:r>
+            <w:r>
+              <w:rPr>
+                <w:rFonts w:ascii="Times New Roman" w:eastAsia="Calibri" w:hAnsi="Times New Roman" w:cs="Times New Roman"/>
+                <w:color w:val="374151"/>
+              </w:rPr>
+              <w:t xml:space="preserve">that </w:t>
             </w:r>
             <w:r>
               <w:rPr>
@@ -2971,7 +3281,153 @@
     <w:p>
       <w:pPr>
         <w:rPr>
-          <w:rFonts w:ascii="Times New Roman" w:hAnsi="Times New Roman" w:cs="Times New Roman" w:hint="cs"/>
+          <w:rFonts w:ascii="Times New Roman" w:hAnsi="Times New Roman" w:cs="Times New Roman"/>
+        </w:rPr>
+      </w:pPr>
+      <w:r>
+        <w:rPr>
+          <w:rFonts w:ascii="Times New Roman" w:hAnsi="Times New Roman" w:cs="Times New Roman"/>
+        </w:rPr>
+        <w:tab/>
+      </w:r>
+    </w:p>
+    <w:p>
+      <w:pPr>
+        <w:rPr>
+          <w:b/>
+          <w:bCs/>
+          <w:u w:val="single"/>
+        </w:rPr>
+      </w:pPr>
+      <w:r>
+        <w:rPr>
+          <w:rFonts w:ascii="Times New Roman" w:hAnsi="Times New Roman" w:cs="Times New Roman"/>
+        </w:rPr>
+        <w:tab/>
+      </w:r>
+      <w:r>
+        <w:rPr>
+          <w:b/>
+          <w:bCs/>
+          <w:u w:val="single"/>
+        </w:rPr>
+        <w:t>Explicit GPU Memory Management</w:t>
+      </w:r>
+      <w:r>
+        <w:rPr>
+          <w:b/>
+          <w:bCs/>
+          <w:u w:val="single"/>
+        </w:rPr>
+        <w:t>: Yes</w:t>
+      </w:r>
+    </w:p>
+    <w:p>
+      <w:pPr>
+        <w:ind w:left="720"/>
+        <w:rPr>
+          <w:rFonts w:ascii="Times New Roman" w:hAnsi="Times New Roman" w:cs="Times New Roman"/>
+        </w:rPr>
+      </w:pPr>
+      <w:r>
+        <w:rPr>
+          <w:rFonts w:ascii="Times New Roman" w:hAnsi="Times New Roman" w:cs="Times New Roman" w:hint="cs"/>
+        </w:rPr>
+        <w:t xml:space="preserve">To prevent CUDA out-of-memory errors between the training and evaluation phases, explicit garbage collection is implemented using Python's </w:t>
+      </w:r>
+      <w:proofErr w:type="spellStart"/>
+      <w:proofErr w:type="gramStart"/>
+      <w:r>
+        <w:rPr>
+          <w:rStyle w:val="HTMLCode"/>
+          <w:rFonts w:ascii="Times New Roman" w:eastAsiaTheme="majorEastAsia" w:hAnsi="Times New Roman" w:cs="Times New Roman" w:hint="cs"/>
+          <w:sz w:val="24"/>
+          <w:szCs w:val="24"/>
+        </w:rPr>
+        <w:t>gc.collect</w:t>
+      </w:r>
+      <w:proofErr w:type="spellEnd"/>
+      <w:proofErr w:type="gramEnd"/>
+      <w:r>
+        <w:rPr>
+          <w:rStyle w:val="HTMLCode"/>
+          <w:rFonts w:ascii="Times New Roman" w:eastAsiaTheme="majorEastAsia" w:hAnsi="Times New Roman" w:cs="Times New Roman" w:hint="cs"/>
+          <w:sz w:val="24"/>
+          <w:szCs w:val="24"/>
+        </w:rPr>
+        <w:t>()</w:t>
+      </w:r>
+      <w:r>
+        <w:rPr>
+          <w:rStyle w:val="HTMLCode"/>
+          <w:rFonts w:ascii="Times New Roman" w:eastAsiaTheme="majorEastAsia" w:hAnsi="Times New Roman" w:cs="Times New Roman"/>
+          <w:sz w:val="24"/>
+          <w:szCs w:val="24"/>
+        </w:rPr>
+        <w:t xml:space="preserve"> </w:t>
+      </w:r>
+      <w:r>
+        <w:rPr>
+          <w:rFonts w:ascii="Times New Roman" w:hAnsi="Times New Roman" w:cs="Times New Roman" w:hint="cs"/>
+        </w:rPr>
+        <w:t xml:space="preserve">and </w:t>
+      </w:r>
+      <w:proofErr w:type="spellStart"/>
+      <w:proofErr w:type="gramStart"/>
+      <w:r>
+        <w:rPr>
+          <w:rStyle w:val="HTMLCode"/>
+          <w:rFonts w:ascii="Times New Roman" w:eastAsiaTheme="majorEastAsia" w:hAnsi="Times New Roman" w:cs="Times New Roman" w:hint="cs"/>
+          <w:sz w:val="24"/>
+          <w:szCs w:val="24"/>
+        </w:rPr>
+        <w:t>torch.cuda</w:t>
+      </w:r>
+      <w:proofErr w:type="gramEnd"/>
+      <w:r>
+        <w:rPr>
+          <w:rStyle w:val="HTMLCode"/>
+          <w:rFonts w:ascii="Times New Roman" w:eastAsiaTheme="majorEastAsia" w:hAnsi="Times New Roman" w:cs="Times New Roman" w:hint="cs"/>
+          <w:sz w:val="24"/>
+          <w:szCs w:val="24"/>
+        </w:rPr>
+        <w:t>.empty_</w:t>
+      </w:r>
+      <w:proofErr w:type="gramStart"/>
+      <w:r>
+        <w:rPr>
+          <w:rStyle w:val="HTMLCode"/>
+          <w:rFonts w:ascii="Times New Roman" w:eastAsiaTheme="majorEastAsia" w:hAnsi="Times New Roman" w:cs="Times New Roman" w:hint="cs"/>
+          <w:sz w:val="24"/>
+          <w:szCs w:val="24"/>
+        </w:rPr>
+        <w:t>cache</w:t>
+      </w:r>
+      <w:proofErr w:type="spellEnd"/>
+      <w:r>
+        <w:rPr>
+          <w:rStyle w:val="HTMLCode"/>
+          <w:rFonts w:ascii="Times New Roman" w:eastAsiaTheme="majorEastAsia" w:hAnsi="Times New Roman" w:cs="Times New Roman" w:hint="cs"/>
+          <w:sz w:val="24"/>
+          <w:szCs w:val="24"/>
+        </w:rPr>
+        <w:t>(</w:t>
+      </w:r>
+      <w:proofErr w:type="gramEnd"/>
+      <w:r>
+        <w:rPr>
+          <w:rStyle w:val="HTMLCode"/>
+          <w:rFonts w:ascii="Times New Roman" w:eastAsiaTheme="majorEastAsia" w:hAnsi="Times New Roman" w:cs="Times New Roman" w:hint="cs"/>
+          <w:sz w:val="24"/>
+          <w:szCs w:val="24"/>
+        </w:rPr>
+        <w:t>)</w:t>
+      </w:r>
+    </w:p>
+    <w:p>
+      <w:pPr>
+        <w:rPr>
+          <w:rFonts w:ascii="Times New Roman" w:hAnsi="Times New Roman" w:cs="Times New Roman"/>
         </w:rPr>
       </w:pPr>
     </w:p>
@@ -3076,7 +3532,13 @@
           <w:rFonts w:ascii="Times New Roman" w:hAnsi="Times New Roman" w:cs="Times New Roman" w:hint="cs"/>
         </w:rPr>
         <w:br/>
-        <w:t>Interest to work with AfterQuery: Beyond Infinity</w:t>
+        <w:t xml:space="preserve">Interest to work with AfterQuery: </w:t>
+      </w:r>
+      <w:r>
+        <w:rPr>
+          <w:rFonts w:ascii="Times New Roman" w:hAnsi="Times New Roman" w:cs="Times New Roman" w:hint="cs"/>
+        </w:rPr>
+        <w:t>Beyond Infinity</w:t>
       </w:r>
       <w:r>
         <w:rPr>
@@ -3087,16 +3549,38 @@
       <w:r>
         <w:br/>
       </w:r>
-      <w:r>
-        <w:br/>
-      </w:r>
     </w:p>
     <w:p/>
+    <w:p>
+      <w:pPr>
+        <w:rPr>
+          <w:rFonts w:ascii="Times New Roman" w:hAnsi="Times New Roman" w:cs="Times New Roman" w:hint="cs"/>
+        </w:rPr>
+      </w:pPr>
+      <w:r>
+        <w:rPr>
+          <w:rFonts w:ascii="Times New Roman" w:hAnsi="Times New Roman" w:cs="Times New Roman" w:hint="cs"/>
+        </w:rPr>
+        <w:t xml:space="preserve">Thank you </w:t>
+      </w:r>
+      <w:r>
+        <w:rPr>
+          <w:rFonts w:ascii="Times New Roman" w:hAnsi="Times New Roman" w:cs="Times New Roman" w:hint="cs"/>
+        </w:rPr>
+        <w:t>michael@afterquery.com</w:t>
+      </w:r>
+      <w:r>
+        <w:rPr>
+          <w:rFonts w:ascii="Times New Roman" w:hAnsi="Times New Roman" w:cs="Times New Roman" w:hint="cs"/>
+        </w:rPr>
+        <w:t xml:space="preserve"> for your time!</w:t>
+      </w:r>
+    </w:p>
     <w:sectPr>
-      <w:footerReference w:type="even" r:id="rId10"/>
-      <w:footerReference w:type="default" r:id="rId11"/>
+      <w:footerReference w:type="even" r:id="rId12"/>
+      <w:footerReference w:type="default" r:id="rId13"/>
       <w:pgSz w:w="12240" w:h="15840"/>
-      <w:pgMar w:top="1152" w:right="1152" w:bottom="1152" w:left="1152" w:header="720" w:footer="720" w:gutter="0"/>
+      <w:pgMar w:top="1152" w:right="1008" w:bottom="1152" w:left="1008" w:header="720" w:footer="720" w:gutter="0"/>
       <w:cols w:space="720"/>
       <w:docGrid w:linePitch="360"/>
     </w:sectPr>
@@ -3489,6 +3973,92 @@
     </w:lvl>
   </w:abstractNum>
   <w:abstractNum w:abstractNumId="2" w15:restartNumberingAfterBreak="0">
+    <w:nsid w:val="07D11D2F"/>
+    <w:multiLevelType w:val="hybridMultilevel"/>
+    <w:tmpl w:val="76F4EDC0"/>
+    <w:lvl w:ilvl="0" w:tplc="04090013">
+      <w:start w:val="1"/>
+      <w:numFmt w:val="upperRoman"/>
+      <w:lvlText w:val="%1."/>
+      <w:lvlJc w:val="right"/>
+      <w:pPr>
+        <w:ind w:left="720" w:hanging="360"/>
+      </w:pPr>
+    </w:lvl>
+    <w:lvl w:ilvl="1" w:tplc="04090019" w:tentative="1">
+      <w:start w:val="1"/>
+      <w:numFmt w:val="lowerLetter"/>
+      <w:lvlText w:val="%2."/>
+      <w:lvlJc w:val="left"/>
+      <w:pPr>
+        <w:ind w:left="1440" w:hanging="360"/>
+      </w:pPr>
+    </w:lvl>
+    <w:lvl w:ilvl="2" w:tplc="0409001B" w:tentative="1">
+      <w:start w:val="1"/>
+      <w:numFmt w:val="lowerRoman"/>
+      <w:lvlText w:val="%3."/>
+      <w:lvlJc w:val="right"/>
+      <w:pPr>
+        <w:ind w:left="2160" w:hanging="180"/>
+      </w:pPr>
+    </w:lvl>
+    <w:lvl w:ilvl="3" w:tplc="0409000F" w:tentative="1">
+      <w:start w:val="1"/>
+      <w:numFmt w:val="decimal"/>
+      <w:lvlText w:val="%4."/>
+      <w:lvlJc w:val="left"/>
+      <w:pPr>
+        <w:ind w:left="2880" w:hanging="360"/>
+      </w:pPr>
+    </w:lvl>
+    <w:lvl w:ilvl="4" w:tplc="04090019" w:tentative="1">
+      <w:start w:val="1"/>
+      <w:numFmt w:val="lowerLetter"/>
+      <w:lvlText w:val="%5."/>
+      <w:lvlJc w:val="left"/>
+      <w:pPr>
+        <w:ind w:left="3600" w:hanging="360"/>
+      </w:pPr>
+    </w:lvl>
+    <w:lvl w:ilvl="5" w:tplc="0409001B" w:tentative="1">
+      <w:start w:val="1"/>
+      <w:numFmt w:val="lowerRoman"/>
+      <w:lvlText w:val="%6."/>
+      <w:lvlJc w:val="right"/>
+      <w:pPr>
+        <w:ind w:left="4320" w:hanging="180"/>
+      </w:pPr>
+    </w:lvl>
+    <w:lvl w:ilvl="6" w:tplc="0409000F" w:tentative="1">
+      <w:start w:val="1"/>
+      <w:numFmt w:val="decimal"/>
+      <w:lvlText w:val="%7."/>
+      <w:lvlJc w:val="left"/>
+      <w:pPr>
+        <w:ind w:left="5040" w:hanging="360"/>
+      </w:pPr>
+    </w:lvl>
+    <w:lvl w:ilvl="7" w:tplc="04090019" w:tentative="1">
+      <w:start w:val="1"/>
+      <w:numFmt w:val="lowerLetter"/>
+      <w:lvlText w:val="%8."/>
+      <w:lvlJc w:val="left"/>
+      <w:pPr>
+        <w:ind w:left="5760" w:hanging="360"/>
+      </w:pPr>
+    </w:lvl>
+    <w:lvl w:ilvl="8" w:tplc="0409001B" w:tentative="1">
+      <w:start w:val="1"/>
+      <w:numFmt w:val="lowerRoman"/>
+      <w:lvlText w:val="%9."/>
+      <w:lvlJc w:val="right"/>
+      <w:pPr>
+        <w:ind w:left="6480" w:hanging="180"/>
+      </w:pPr>
+    </w:lvl>
+  </w:abstractNum>
+  <w:abstractNum w:abstractNumId="3" w15:restartNumberingAfterBreak="0">
     <w:nsid w:val="2D070FC8"/>
     <w:multiLevelType w:val="hybridMultilevel"/>
     <w:tmpl w:val="E5B26F70"/>
@@ -3577,7 +4147,7 @@
       </w:pPr>
     </w:lvl>
   </w:abstractNum>
-  <w:abstractNum w:abstractNumId="3" w15:restartNumberingAfterBreak="0">
+  <w:abstractNum w:abstractNumId="4" w15:restartNumberingAfterBreak="0">
     <w:nsid w:val="38530B83"/>
     <w:multiLevelType w:val="hybridMultilevel"/>
     <w:tmpl w:val="9048B768"/>
@@ -3663,7 +4233,7 @@
       </w:pPr>
     </w:lvl>
   </w:abstractNum>
-  <w:abstractNum w:abstractNumId="4" w15:restartNumberingAfterBreak="0">
+  <w:abstractNum w:abstractNumId="5" w15:restartNumberingAfterBreak="0">
     <w:nsid w:val="43C0611C"/>
     <w:multiLevelType w:val="hybridMultilevel"/>
     <w:tmpl w:val="9CF28266"/>
@@ -3752,7 +4322,7 @@
       </w:pPr>
     </w:lvl>
   </w:abstractNum>
-  <w:abstractNum w:abstractNumId="5" w15:restartNumberingAfterBreak="0">
+  <w:abstractNum w:abstractNumId="6" w15:restartNumberingAfterBreak="0">
     <w:nsid w:val="5CEA46C8"/>
     <w:multiLevelType w:val="hybridMultilevel"/>
     <w:tmpl w:val="606C941C"/>
@@ -3865,7 +4435,7 @@
       </w:rPr>
     </w:lvl>
   </w:abstractNum>
-  <w:abstractNum w:abstractNumId="6" w15:restartNumberingAfterBreak="0">
+  <w:abstractNum w:abstractNumId="7" w15:restartNumberingAfterBreak="0">
     <w:nsid w:val="61954D82"/>
     <w:multiLevelType w:val="hybridMultilevel"/>
     <w:tmpl w:val="1BD6311C"/>
@@ -3978,7 +4548,7 @@
       </w:rPr>
     </w:lvl>
   </w:abstractNum>
-  <w:abstractNum w:abstractNumId="7" w15:restartNumberingAfterBreak="0">
+  <w:abstractNum w:abstractNumId="8" w15:restartNumberingAfterBreak="0">
     <w:nsid w:val="6A6A224E"/>
     <w:multiLevelType w:val="hybridMultilevel"/>
     <w:tmpl w:val="7B9A355A"/>
@@ -4064,7 +4634,7 @@
       </w:pPr>
     </w:lvl>
   </w:abstractNum>
-  <w:abstractNum w:abstractNumId="8" w15:restartNumberingAfterBreak="0">
+  <w:abstractNum w:abstractNumId="9" w15:restartNumberingAfterBreak="0">
     <w:nsid w:val="77F41CBD"/>
     <w:multiLevelType w:val="hybridMultilevel"/>
     <w:tmpl w:val="7AE66038"/>
@@ -4151,31 +4721,34 @@
     </w:lvl>
   </w:abstractNum>
   <w:num w:numId="1" w16cid:durableId="1200433319">
-    <w:abstractNumId w:val="4"/>
+    <w:abstractNumId w:val="5"/>
   </w:num>
   <w:num w:numId="2" w16cid:durableId="1798257017">
-    <w:abstractNumId w:val="5"/>
+    <w:abstractNumId w:val="6"/>
   </w:num>
   <w:num w:numId="3" w16cid:durableId="543566583">
     <w:abstractNumId w:val="1"/>
   </w:num>
   <w:num w:numId="4" w16cid:durableId="716200731">
-    <w:abstractNumId w:val="2"/>
+    <w:abstractNumId w:val="3"/>
   </w:num>
   <w:num w:numId="5" w16cid:durableId="1735395497">
-    <w:abstractNumId w:val="7"/>
+    <w:abstractNumId w:val="8"/>
   </w:num>
   <w:num w:numId="6" w16cid:durableId="694189284">
     <w:abstractNumId w:val="0"/>
   </w:num>
   <w:num w:numId="7" w16cid:durableId="933249371">
-    <w:abstractNumId w:val="8"/>
+    <w:abstractNumId w:val="9"/>
   </w:num>
   <w:num w:numId="8" w16cid:durableId="652804760">
-    <w:abstractNumId w:val="3"/>
+    <w:abstractNumId w:val="4"/>
   </w:num>
   <w:num w:numId="9" w16cid:durableId="829758979">
-    <w:abstractNumId w:val="6"/>
+    <w:abstractNumId w:val="7"/>
+  </w:num>
+  <w:num w:numId="10" w16cid:durableId="293564947">
+    <w:abstractNumId w:val="2"/>
   </w:num>
 </w:numbering>
 </file>
@@ -5181,6 +5754,29 @@
     <w:unhideWhenUsed/>
     <w:rsid w:val="00BC6C20"/>
   </w:style>
+  <w:style w:type="character" w:styleId="Hyperlink">
+    <w:name w:val="Hyperlink"/>
+    <w:basedOn w:val="DefaultParagraphFont"/>
+    <w:uiPriority w:val="99"/>
+    <w:unhideWhenUsed/>
+    <w:rsid w:val="00FE562D"/>
+    <w:rPr>
+      <w:color w:val="467886" w:themeColor="hyperlink"/>
+      <w:u w:val="single"/>
+    </w:rPr>
+  </w:style>
+  <w:style w:type="character" w:styleId="UnresolvedMention">
+    <w:name w:val="Unresolved Mention"/>
+    <w:basedOn w:val="DefaultParagraphFont"/>
+    <w:uiPriority w:val="99"/>
+    <w:semiHidden/>
+    <w:unhideWhenUsed/>
+    <w:rsid w:val="00FE562D"/>
+    <w:rPr>
+      <w:color w:val="605E5C"/>
+      <w:shd w:val="clear" w:color="auto" w:fill="E1DFDD"/>
+    </w:rPr>
+  </w:style>
 </w:styles>
 </file>
 
